--- a/14_extratask/01_Attendance/案件定義書.docx
+++ b/14_extratask/01_Attendance/案件定義書.docx
@@ -355,20 +355,71 @@
         <w:rPr>
           <w:rFonts w:ascii="BIZ UDゴシック" w:eastAsia="BIZ UDゴシック" w:hAnsi="BIZ UDゴシック" w:hint="eastAsia"/>
         </w:rPr>
-        <w:t>- Webで申請</w:t>
-      </w:r>
-    </w:p>
-    <w:p>
-      <w:pPr>
-        <w:rPr>
-          <w:rFonts w:ascii="BIZ UDゴシック" w:eastAsia="BIZ UDゴシック" w:hAnsi="BIZ UDゴシック"/>
-        </w:rPr>
-      </w:pPr>
-    </w:p>
-    <w:p>
-      <w:pPr>
-        <w:rPr>
-          <w:rFonts w:ascii="BIZ UDゴシック" w:eastAsia="BIZ UDゴシック" w:hAnsi="BIZ UDゴシック" w:hint="eastAsia"/>
+        <w:t>- 従業員はID／パスワードでマイページへログイン</w:t>
+      </w:r>
+    </w:p>
+    <w:p>
+      <w:pPr>
+        <w:rPr>
+          <w:rFonts w:ascii="BIZ UDゴシック" w:eastAsia="BIZ UDゴシック" w:hAnsi="BIZ UDゴシック"/>
+        </w:rPr>
+      </w:pPr>
+      <w:r>
+        <w:rPr>
+          <w:rFonts w:ascii="BIZ UDゴシック" w:eastAsia="BIZ UDゴシック" w:hAnsi="BIZ UDゴシック" w:hint="eastAsia"/>
+        </w:rPr>
+        <w:t>- 打刻30分後マイページで時刻を確認可能</w:t>
+      </w:r>
+    </w:p>
+    <w:p>
+      <w:pPr>
+        <w:rPr>
+          <w:rFonts w:ascii="BIZ UDゴシック" w:eastAsia="BIZ UDゴシック" w:hAnsi="BIZ UDゴシック"/>
+        </w:rPr>
+      </w:pPr>
+      <w:r>
+        <w:rPr>
+          <w:rFonts w:ascii="BIZ UDゴシック" w:eastAsia="BIZ UDゴシック" w:hAnsi="BIZ UDゴシック" w:hint="eastAsia"/>
+        </w:rPr>
+        <w:t>- 時刻データの修正・削除が可能</w:t>
+      </w:r>
+    </w:p>
+    <w:p>
+      <w:pPr>
+        <w:rPr>
+          <w:rFonts w:ascii="BIZ UDゴシック" w:eastAsia="BIZ UDゴシック" w:hAnsi="BIZ UDゴシック"/>
+        </w:rPr>
+      </w:pPr>
+      <w:r>
+        <w:rPr>
+          <w:rFonts w:ascii="BIZ UDゴシック" w:eastAsia="BIZ UDゴシック" w:hAnsi="BIZ UDゴシック" w:hint="eastAsia"/>
+        </w:rPr>
+        <w:t xml:space="preserve">- </w:t>
+      </w:r>
+      <w:r>
+        <w:rPr>
+          <w:rFonts w:ascii="BIZ UDゴシック" w:eastAsia="BIZ UDゴシック" w:hAnsi="BIZ UDゴシック" w:hint="eastAsia"/>
+        </w:rPr>
+        <w:t>マイページより勤怠</w:t>
+      </w:r>
+      <w:r>
+        <w:rPr>
+          <w:rFonts w:ascii="BIZ UDゴシック" w:eastAsia="BIZ UDゴシック" w:hAnsi="BIZ UDゴシック" w:hint="eastAsia"/>
+        </w:rPr>
+        <w:t>申請</w:t>
+      </w:r>
+    </w:p>
+    <w:p>
+      <w:pPr>
+        <w:rPr>
+          <w:rFonts w:ascii="BIZ UDゴシック" w:eastAsia="BIZ UDゴシック" w:hAnsi="BIZ UDゴシック"/>
+        </w:rPr>
+      </w:pPr>
+    </w:p>
+    <w:p>
+      <w:pPr>
+        <w:rPr>
+          <w:rFonts w:ascii="BIZ UDゴシック" w:eastAsia="BIZ UDゴシック" w:hAnsi="BIZ UDゴシック"/>
         </w:rPr>
       </w:pPr>
       <w:r>
@@ -394,7 +445,7 @@
     <w:p>
       <w:pPr>
         <w:rPr>
-          <w:rFonts w:ascii="BIZ UDゴシック" w:eastAsia="BIZ UDゴシック" w:hAnsi="BIZ UDゴシック" w:hint="eastAsia"/>
+          <w:rFonts w:ascii="BIZ UDゴシック" w:eastAsia="BIZ UDゴシック" w:hAnsi="BIZ UDゴシック"/>
         </w:rPr>
       </w:pPr>
       <w:r>
@@ -414,7 +465,19 @@
         <w:rPr>
           <w:rFonts w:ascii="BIZ UDゴシック" w:eastAsia="BIZ UDゴシック" w:hAnsi="BIZ UDゴシック" w:hint="eastAsia"/>
         </w:rPr>
-        <w:t>- 残業申請承認</w:t>
+        <w:t>- 残業申請</w:t>
+      </w:r>
+      <w:r>
+        <w:rPr>
+          <w:rFonts w:ascii="BIZ UDゴシック" w:eastAsia="BIZ UDゴシック" w:hAnsi="BIZ UDゴシック" w:hint="eastAsia"/>
+        </w:rPr>
+        <w:t>の承認または差し戻し</w:t>
+      </w:r>
+      <w:r>
+        <w:rPr>
+          <w:rFonts w:ascii="BIZ UDゴシック" w:eastAsia="BIZ UDゴシック" w:hAnsi="BIZ UDゴシック" w:hint="eastAsia"/>
+        </w:rPr>
+        <w:t>を行う</w:t>
       </w:r>
     </w:p>
     <w:p>
@@ -447,7 +510,13 @@
         <w:rPr>
           <w:rFonts w:ascii="BIZ UDゴシック" w:eastAsia="BIZ UDゴシック" w:hAnsi="BIZ UDゴシック" w:hint="eastAsia"/>
         </w:rPr>
-        <w:t>- 出退</w:t>
+        <w:t xml:space="preserve">- </w:t>
+      </w:r>
+      <w:r>
+        <w:rPr>
+          <w:rFonts w:ascii="BIZ UDゴシック" w:eastAsia="BIZ UDゴシック" w:hAnsi="BIZ UDゴシック" w:hint="eastAsia"/>
+        </w:rPr>
+        <w:t>勤怠</w:t>
       </w:r>
       <w:r>
         <w:rPr>
@@ -459,7 +528,7 @@
         <w:rPr>
           <w:rFonts w:ascii="BIZ UDゴシック" w:eastAsia="BIZ UDゴシック" w:hAnsi="BIZ UDゴシック" w:hint="eastAsia"/>
         </w:rPr>
-        <w:t>勤残業申請の承認依頼を上長へ通知</w:t>
+        <w:t>残業申請の承認依頼を上長へ通知</w:t>
       </w:r>
     </w:p>
     <w:p>
@@ -487,6 +556,19 @@
           <w:rFonts w:ascii="BIZ UDゴシック" w:eastAsia="BIZ UDゴシック" w:hAnsi="BIZ UDゴシック" w:hint="eastAsia"/>
         </w:rPr>
       </w:pPr>
+      <w:r>
+        <w:rPr>
+          <w:rFonts w:ascii="BIZ UDゴシック" w:eastAsia="BIZ UDゴシック" w:hAnsi="BIZ UDゴシック" w:hint="eastAsia"/>
+        </w:rPr>
+        <w:t>- 申請の承認または差し戻しを行う</w:t>
+      </w:r>
+    </w:p>
+    <w:p>
+      <w:pPr>
+        <w:rPr>
+          <w:rFonts w:ascii="BIZ UDゴシック" w:eastAsia="BIZ UDゴシック" w:hAnsi="BIZ UDゴシック"/>
+        </w:rPr>
+      </w:pPr>
     </w:p>
     <w:p>
       <w:pPr>
@@ -523,13 +605,14 @@
     <w:p>
       <w:pPr>
         <w:rPr>
-          <w:rFonts w:ascii="BIZ UDゴシック" w:eastAsia="BIZ UDゴシック" w:hAnsi="BIZ UDゴシック" w:hint="eastAsia"/>
-        </w:rPr>
-      </w:pPr>
-      <w:r>
-        <w:rPr>
-          <w:rFonts w:ascii="BIZ UDゴシック" w:eastAsia="BIZ UDゴシック" w:hAnsi="BIZ UDゴシック" w:hint="eastAsia"/>
-        </w:rPr>
+          <w:rFonts w:ascii="BIZ UDゴシック" w:eastAsia="BIZ UDゴシック" w:hAnsi="BIZ UDゴシック"/>
+        </w:rPr>
+      </w:pPr>
+      <w:r>
+        <w:rPr>
+          <w:rFonts w:ascii="BIZ UDゴシック" w:eastAsia="BIZ UDゴシック" w:hAnsi="BIZ UDゴシック" w:hint="eastAsia"/>
+        </w:rPr>
+        <w:lastRenderedPageBreak/>
         <w:t>- 勤怠データはリアルタイムで集計され、閲覧可能</w:t>
       </w:r>
     </w:p>
@@ -556,7 +639,7 @@
     <w:p>
       <w:pPr>
         <w:rPr>
-          <w:rFonts w:ascii="BIZ UDゴシック" w:eastAsia="BIZ UDゴシック" w:hAnsi="BIZ UDゴシック" w:hint="eastAsia"/>
+          <w:rFonts w:ascii="BIZ UDゴシック" w:eastAsia="BIZ UDゴシック" w:hAnsi="BIZ UDゴシック"/>
         </w:rPr>
       </w:pPr>
       <w:r>
@@ -569,8 +652,457 @@
         <w:rPr>
           <w:rFonts w:ascii="BIZ UDゴシック" w:eastAsia="BIZ UDゴシック" w:hAnsi="BIZ UDゴシック" w:hint="eastAsia"/>
         </w:rPr>
-        <w:t>人事部の確認後、給与計算システムへ連携</w:t>
-      </w:r>
+        <w:t>人事部により一括連携ボタンを押す</w:t>
+      </w:r>
+    </w:p>
+    <w:p>
+      <w:pPr>
+        <w:rPr>
+          <w:rFonts w:ascii="BIZ UDゴシック" w:eastAsia="BIZ UDゴシック" w:hAnsi="BIZ UDゴシック"/>
+        </w:rPr>
+      </w:pPr>
+      <w:r>
+        <w:rPr>
+          <w:rFonts w:ascii="BIZ UDゴシック" w:eastAsia="BIZ UDゴシック" w:hAnsi="BIZ UDゴシック" w:hint="eastAsia"/>
+        </w:rPr>
+        <w:t xml:space="preserve">- </w:t>
+      </w:r>
+      <w:r>
+        <w:rPr>
+          <w:rFonts w:ascii="BIZ UDゴシック" w:eastAsia="BIZ UDゴシック" w:hAnsi="BIZ UDゴシック" w:hint="eastAsia"/>
+        </w:rPr>
+        <w:t>給与計算システムへ連携</w:t>
+      </w:r>
+    </w:p>
+    <w:p>
+      <w:pPr>
+        <w:rPr>
+          <w:rFonts w:ascii="BIZ UDゴシック" w:eastAsia="BIZ UDゴシック" w:hAnsi="BIZ UDゴシック"/>
+        </w:rPr>
+      </w:pPr>
+    </w:p>
+    <w:p>
+      <w:pPr>
+        <w:rPr>
+          <w:rFonts w:ascii="BIZ UDゴシック" w:eastAsia="BIZ UDゴシック" w:hAnsi="BIZ UDゴシック" w:hint="eastAsia"/>
+        </w:rPr>
+      </w:pPr>
+    </w:p>
+    <w:p>
+      <w:pPr>
+        <w:rPr>
+          <w:rFonts w:ascii="BIZ UDゴシック" w:eastAsia="BIZ UDゴシック" w:hAnsi="BIZ UDゴシック"/>
+        </w:rPr>
+      </w:pPr>
+      <w:r>
+        <w:rPr>
+          <w:rFonts w:ascii="BIZ UDゴシック" w:eastAsia="BIZ UDゴシック" w:hAnsi="BIZ UDゴシック"/>
+        </w:rPr>
+        <w:t>2.2 非機能要件</w:t>
+      </w:r>
+    </w:p>
+    <w:p>
+      <w:pPr>
+        <w:rPr>
+          <w:rFonts w:ascii="BIZ UDゴシック" w:eastAsia="BIZ UDゴシック" w:hAnsi="BIZ UDゴシック"/>
+        </w:rPr>
+      </w:pPr>
+      <w:r>
+        <w:rPr>
+          <w:rFonts w:ascii="BIZ UDゴシック" w:eastAsia="BIZ UDゴシック" w:hAnsi="BIZ UDゴシック"/>
+        </w:rPr>
+        <w:t>2.2.1 ユーザビリティ</w:t>
+      </w:r>
+    </w:p>
+    <w:p>
+      <w:pPr>
+        <w:rPr>
+          <w:rFonts w:ascii="BIZ UDゴシック" w:eastAsia="BIZ UDゴシック" w:hAnsi="BIZ UDゴシック"/>
+        </w:rPr>
+      </w:pPr>
+      <w:r>
+        <w:rPr>
+          <w:rFonts w:ascii="BIZ UDゴシック" w:eastAsia="BIZ UDゴシック" w:hAnsi="BIZ UDゴシック" w:hint="eastAsia"/>
+        </w:rPr>
+        <w:t xml:space="preserve">- </w:t>
+      </w:r>
+      <w:r>
+        <w:rPr>
+          <w:rFonts w:ascii="BIZ UDゴシック" w:eastAsia="BIZ UDゴシック" w:hAnsi="BIZ UDゴシック" w:hint="eastAsia"/>
+        </w:rPr>
+        <w:t>ICカードをかざした際に音を返す</w:t>
+      </w:r>
+    </w:p>
+    <w:p>
+      <w:pPr>
+        <w:rPr>
+          <w:rFonts w:ascii="BIZ UDゴシック" w:eastAsia="BIZ UDゴシック" w:hAnsi="BIZ UDゴシック"/>
+        </w:rPr>
+      </w:pPr>
+      <w:r>
+        <w:rPr>
+          <w:rFonts w:ascii="BIZ UDゴシック" w:eastAsia="BIZ UDゴシック" w:hAnsi="BIZ UDゴシック" w:hint="eastAsia"/>
+        </w:rPr>
+        <w:t>- 出勤時は「おはようございます」退勤時は「お疲れ様でした」のメッセージにし、正しく受け付けられたかを判断できるようにする</w:t>
+      </w:r>
+    </w:p>
+    <w:p>
+      <w:pPr>
+        <w:rPr>
+          <w:rFonts w:ascii="BIZ UDゴシック" w:eastAsia="BIZ UDゴシック" w:hAnsi="BIZ UDゴシック"/>
+        </w:rPr>
+      </w:pPr>
+      <w:r>
+        <w:rPr>
+          <w:rFonts w:ascii="BIZ UDゴシック" w:eastAsia="BIZ UDゴシック" w:hAnsi="BIZ UDゴシック" w:hint="eastAsia"/>
+        </w:rPr>
+        <w:t>- 残業申請が漏れていた場合は個人のマイページにアラートを表示</w:t>
+      </w:r>
+    </w:p>
+    <w:p>
+      <w:pPr>
+        <w:rPr>
+          <w:rFonts w:ascii="BIZ UDゴシック" w:eastAsia="BIZ UDゴシック" w:hAnsi="BIZ UDゴシック"/>
+        </w:rPr>
+      </w:pPr>
+    </w:p>
+    <w:p>
+      <w:pPr>
+        <w:rPr>
+          <w:rFonts w:ascii="BIZ UDゴシック" w:eastAsia="BIZ UDゴシック" w:hAnsi="BIZ UDゴシック"/>
+        </w:rPr>
+      </w:pPr>
+      <w:r>
+        <w:rPr>
+          <w:rFonts w:ascii="BIZ UDゴシック" w:eastAsia="BIZ UDゴシック" w:hAnsi="BIZ UDゴシック"/>
+        </w:rPr>
+        <w:t>2.2.2 性能・拡張性</w:t>
+      </w:r>
+    </w:p>
+    <w:p>
+      <w:pPr>
+        <w:rPr>
+          <w:rFonts w:ascii="BIZ UDゴシック" w:eastAsia="BIZ UDゴシック" w:hAnsi="BIZ UDゴシック"/>
+        </w:rPr>
+      </w:pPr>
+      <w:r>
+        <w:rPr>
+          <w:rFonts w:ascii="BIZ UDゴシック" w:eastAsia="BIZ UDゴシック" w:hAnsi="BIZ UDゴシック" w:hint="eastAsia"/>
+        </w:rPr>
+        <w:t xml:space="preserve">- </w:t>
+      </w:r>
+      <w:r>
+        <w:rPr>
+          <w:rFonts w:ascii="BIZ UDゴシック" w:eastAsia="BIZ UDゴシック" w:hAnsi="BIZ UDゴシック" w:hint="eastAsia"/>
+        </w:rPr>
+        <w:t>ICカードをかざした際は3秒以内に音が鳴る</w:t>
+      </w:r>
+    </w:p>
+    <w:p>
+      <w:pPr>
+        <w:rPr>
+          <w:rFonts w:ascii="BIZ UDゴシック" w:eastAsia="BIZ UDゴシック" w:hAnsi="BIZ UDゴシック"/>
+        </w:rPr>
+      </w:pPr>
+      <w:r>
+        <w:rPr>
+          <w:rFonts w:ascii="BIZ UDゴシック" w:eastAsia="BIZ UDゴシック" w:hAnsi="BIZ UDゴシック" w:hint="eastAsia"/>
+        </w:rPr>
+        <w:t>- 打刻結果はマイページへ30分以内に反映させる</w:t>
+      </w:r>
+    </w:p>
+    <w:p>
+      <w:pPr>
+        <w:rPr>
+          <w:rFonts w:ascii="BIZ UDゴシック" w:eastAsia="BIZ UDゴシック" w:hAnsi="BIZ UDゴシック"/>
+        </w:rPr>
+      </w:pPr>
+      <w:r>
+        <w:rPr>
+          <w:rFonts w:ascii="BIZ UDゴシック" w:eastAsia="BIZ UDゴシック" w:hAnsi="BIZ UDゴシック" w:hint="eastAsia"/>
+        </w:rPr>
+        <w:t xml:space="preserve">- </w:t>
+      </w:r>
+      <w:r>
+        <w:rPr>
+          <w:rFonts w:ascii="BIZ UDゴシック" w:eastAsia="BIZ UDゴシック" w:hAnsi="BIZ UDゴシック" w:hint="eastAsia"/>
+        </w:rPr>
+        <w:t>従業員の勤怠データの集計作業は確定後5分以内に処理が完了できるようにすること</w:t>
+      </w:r>
+    </w:p>
+    <w:p>
+      <w:pPr>
+        <w:rPr>
+          <w:rFonts w:ascii="BIZ UDゴシック" w:eastAsia="BIZ UDゴシック" w:hAnsi="BIZ UDゴシック"/>
+        </w:rPr>
+      </w:pPr>
+      <w:r>
+        <w:rPr>
+          <w:rFonts w:ascii="BIZ UDゴシック" w:eastAsia="BIZ UDゴシック" w:hAnsi="BIZ UDゴシック" w:hint="eastAsia"/>
+        </w:rPr>
+        <w:t xml:space="preserve">- </w:t>
+      </w:r>
+      <w:r>
+        <w:rPr>
+          <w:rFonts w:ascii="BIZ UDゴシック" w:eastAsia="BIZ UDゴシック" w:hAnsi="BIZ UDゴシック" w:hint="eastAsia"/>
+        </w:rPr>
+        <w:t>webマイページへのログインは全体で5000端末までログイン可能</w:t>
+      </w:r>
+    </w:p>
+    <w:p>
+      <w:pPr>
+        <w:rPr>
+          <w:rFonts w:ascii="BIZ UDゴシック" w:eastAsia="BIZ UDゴシック" w:hAnsi="BIZ UDゴシック"/>
+        </w:rPr>
+      </w:pPr>
+    </w:p>
+    <w:p>
+      <w:pPr>
+        <w:rPr>
+          <w:rFonts w:ascii="BIZ UDゴシック" w:eastAsia="BIZ UDゴシック" w:hAnsi="BIZ UDゴシック"/>
+        </w:rPr>
+      </w:pPr>
+      <w:r>
+        <w:rPr>
+          <w:rFonts w:ascii="BIZ UDゴシック" w:eastAsia="BIZ UDゴシック" w:hAnsi="BIZ UDゴシック"/>
+        </w:rPr>
+        <w:t>2.2.3 セキュリティ</w:t>
+      </w:r>
+    </w:p>
+    <w:p>
+      <w:pPr>
+        <w:rPr>
+          <w:rFonts w:ascii="BIZ UDゴシック" w:eastAsia="BIZ UDゴシック" w:hAnsi="BIZ UDゴシック"/>
+        </w:rPr>
+      </w:pPr>
+      <w:r>
+        <w:rPr>
+          <w:rFonts w:ascii="BIZ UDゴシック" w:eastAsia="BIZ UDゴシック" w:hAnsi="BIZ UDゴシック" w:hint="eastAsia"/>
+        </w:rPr>
+        <w:t xml:space="preserve">- </w:t>
+      </w:r>
+      <w:r>
+        <w:rPr>
+          <w:rFonts w:ascii="BIZ UDゴシック" w:eastAsia="BIZ UDゴシック" w:hAnsi="BIZ UDゴシック" w:hint="eastAsia"/>
+        </w:rPr>
+        <w:t>社外からwebで申請・承認を行う場合はID／パスワードだけではなく、ワンタイムパスワード等での二要素認証を求める</w:t>
+      </w:r>
+    </w:p>
+    <w:p>
+      <w:pPr>
+        <w:rPr>
+          <w:rFonts w:ascii="BIZ UDゴシック" w:eastAsia="BIZ UDゴシック" w:hAnsi="BIZ UDゴシック"/>
+        </w:rPr>
+      </w:pPr>
+      <w:r>
+        <w:rPr>
+          <w:rFonts w:ascii="BIZ UDゴシック" w:eastAsia="BIZ UDゴシック" w:hAnsi="BIZ UDゴシック" w:hint="eastAsia"/>
+        </w:rPr>
+        <w:t>- すべての通信を暗号化する</w:t>
+      </w:r>
+    </w:p>
+    <w:p>
+      <w:pPr>
+        <w:rPr>
+          <w:rFonts w:ascii="BIZ UDゴシック" w:eastAsia="BIZ UDゴシック" w:hAnsi="BIZ UDゴシック"/>
+        </w:rPr>
+      </w:pPr>
+      <w:r>
+        <w:rPr>
+          <w:rFonts w:ascii="BIZ UDゴシック" w:eastAsia="BIZ UDゴシック" w:hAnsi="BIZ UDゴシック" w:hint="eastAsia"/>
+        </w:rPr>
+        <w:t>- パスワードのハッシュ化</w:t>
+      </w:r>
+    </w:p>
+    <w:p>
+      <w:pPr>
+        <w:rPr>
+          <w:rFonts w:ascii="BIZ UDゴシック" w:eastAsia="BIZ UDゴシック" w:hAnsi="BIZ UDゴシック"/>
+        </w:rPr>
+      </w:pPr>
+      <w:r>
+        <w:rPr>
+          <w:rFonts w:ascii="BIZ UDゴシック" w:eastAsia="BIZ UDゴシック" w:hAnsi="BIZ UDゴシック" w:hint="eastAsia"/>
+        </w:rPr>
+        <w:t>- カードを紛失した場合に備えて、紛失したIDを無効化し、新カードへの紐づけができるようにする</w:t>
+      </w:r>
+    </w:p>
+    <w:p>
+      <w:pPr>
+        <w:rPr>
+          <w:rFonts w:ascii="BIZ UDゴシック" w:eastAsia="BIZ UDゴシック" w:hAnsi="BIZ UDゴシック"/>
+        </w:rPr>
+      </w:pPr>
+    </w:p>
+    <w:p>
+      <w:pPr>
+        <w:rPr>
+          <w:rFonts w:ascii="BIZ UDゴシック" w:eastAsia="BIZ UDゴシック" w:hAnsi="BIZ UDゴシック"/>
+        </w:rPr>
+      </w:pPr>
+      <w:r>
+        <w:rPr>
+          <w:rFonts w:ascii="BIZ UDゴシック" w:eastAsia="BIZ UDゴシック" w:hAnsi="BIZ UDゴシック"/>
+        </w:rPr>
+        <w:t>2.2.4 法令遵守</w:t>
+      </w:r>
+    </w:p>
+    <w:p>
+      <w:pPr>
+        <w:rPr>
+          <w:rFonts w:ascii="BIZ UDゴシック" w:eastAsia="BIZ UDゴシック" w:hAnsi="BIZ UDゴシック"/>
+        </w:rPr>
+      </w:pPr>
+      <w:r>
+        <w:rPr>
+          <w:rFonts w:ascii="BIZ UDゴシック" w:eastAsia="BIZ UDゴシック" w:hAnsi="BIZ UDゴシック" w:hint="eastAsia"/>
+        </w:rPr>
+        <w:t xml:space="preserve">- </w:t>
+      </w:r>
+      <w:r>
+        <w:rPr>
+          <w:rFonts w:ascii="BIZ UDゴシック" w:eastAsia="BIZ UDゴシック" w:hAnsi="BIZ UDゴシック" w:hint="eastAsia"/>
+        </w:rPr>
+        <w:t>時間外労働の上限に達する前にアラートを表示・通知する</w:t>
+      </w:r>
+    </w:p>
+    <w:p>
+      <w:pPr>
+        <w:rPr>
+          <w:rFonts w:ascii="BIZ UDゴシック" w:eastAsia="BIZ UDゴシック" w:hAnsi="BIZ UDゴシック"/>
+        </w:rPr>
+      </w:pPr>
+      <w:r>
+        <w:rPr>
+          <w:rFonts w:ascii="BIZ UDゴシック" w:eastAsia="BIZ UDゴシック" w:hAnsi="BIZ UDゴシック" w:hint="eastAsia"/>
+        </w:rPr>
+        <w:t>- 年5日の有給休暇取得義務を守るよう、取得していない場合や日数が少ない場合はアラートを表示・通知する</w:t>
+      </w:r>
+    </w:p>
+    <w:p>
+      <w:pPr>
+        <w:rPr>
+          <w:rFonts w:ascii="BIZ UDゴシック" w:eastAsia="BIZ UDゴシック" w:hAnsi="BIZ UDゴシック"/>
+        </w:rPr>
+      </w:pPr>
+    </w:p>
+    <w:p>
+      <w:pPr>
+        <w:rPr>
+          <w:rFonts w:ascii="BIZ UDゴシック" w:eastAsia="BIZ UDゴシック" w:hAnsi="BIZ UDゴシック"/>
+        </w:rPr>
+      </w:pPr>
+      <w:r>
+        <w:rPr>
+          <w:rFonts w:ascii="BIZ UDゴシック" w:eastAsia="BIZ UDゴシック" w:hAnsi="BIZ UDゴシック"/>
+        </w:rPr>
+        <w:t>3.導入計画</w:t>
+      </w:r>
+    </w:p>
+    <w:p>
+      <w:pPr>
+        <w:rPr>
+          <w:rFonts w:ascii="BIZ UDゴシック" w:eastAsia="BIZ UDゴシック" w:hAnsi="BIZ UDゴシック"/>
+        </w:rPr>
+      </w:pPr>
+      <w:r>
+        <w:rPr>
+          <w:rFonts w:ascii="BIZ UDゴシック" w:eastAsia="BIZ UDゴシック" w:hAnsi="BIZ UDゴシック"/>
+        </w:rPr>
+        <w:t>3.1 実施スケジュール</w:t>
+      </w:r>
+    </w:p>
+    <w:p>
+      <w:pPr>
+        <w:rPr>
+          <w:rFonts w:ascii="BIZ UDゴシック" w:eastAsia="BIZ UDゴシック" w:hAnsi="BIZ UDゴシック"/>
+        </w:rPr>
+      </w:pPr>
+      <w:r>
+        <w:rPr>
+          <w:rFonts w:ascii="BIZ UDゴシック" w:eastAsia="BIZ UDゴシック" w:hAnsi="BIZ UDゴシック" w:hint="eastAsia"/>
+        </w:rPr>
+        <w:t>- 環境構築・設定：2か月</w:t>
+      </w:r>
+    </w:p>
+    <w:p>
+      <w:pPr>
+        <w:rPr>
+          <w:rFonts w:ascii="BIZ UDゴシック" w:eastAsia="BIZ UDゴシック" w:hAnsi="BIZ UDゴシック"/>
+        </w:rPr>
+      </w:pPr>
+      <w:r>
+        <w:rPr>
+          <w:rFonts w:ascii="BIZ UDゴシック" w:eastAsia="BIZ UDゴシック" w:hAnsi="BIZ UDゴシック" w:hint="eastAsia"/>
+        </w:rPr>
+        <w:t>- テスト・受入：3週間</w:t>
+      </w:r>
+    </w:p>
+    <w:p>
+      <w:pPr>
+        <w:rPr>
+          <w:rFonts w:ascii="BIZ UDゴシック" w:eastAsia="BIZ UDゴシック" w:hAnsi="BIZ UDゴシック"/>
+        </w:rPr>
+      </w:pPr>
+      <w:r>
+        <w:rPr>
+          <w:rFonts w:ascii="BIZ UDゴシック" w:eastAsia="BIZ UDゴシック" w:hAnsi="BIZ UDゴシック" w:hint="eastAsia"/>
+        </w:rPr>
+        <w:t>- 平衡稼働・教育：1か月</w:t>
+      </w:r>
+    </w:p>
+    <w:p>
+      <w:pPr>
+        <w:rPr>
+          <w:rFonts w:ascii="BIZ UDゴシック" w:eastAsia="BIZ UDゴシック" w:hAnsi="BIZ UDゴシック"/>
+        </w:rPr>
+      </w:pPr>
+      <w:r>
+        <w:rPr>
+          <w:rFonts w:ascii="BIZ UDゴシック" w:eastAsia="BIZ UDゴシック" w:hAnsi="BIZ UDゴシック" w:hint="eastAsia"/>
+        </w:rPr>
+        <w:t>- 本稼働：2025年8月～</w:t>
+      </w:r>
+    </w:p>
+    <w:p>
+      <w:pPr>
+        <w:rPr>
+          <w:rFonts w:ascii="BIZ UDゴシック" w:eastAsia="BIZ UDゴシック" w:hAnsi="BIZ UDゴシック"/>
+        </w:rPr>
+      </w:pPr>
+    </w:p>
+    <w:p>
+      <w:pPr>
+        <w:rPr>
+          <w:rFonts w:ascii="BIZ UDゴシック" w:eastAsia="BIZ UDゴシック" w:hAnsi="BIZ UDゴシック"/>
+        </w:rPr>
+      </w:pPr>
+      <w:r>
+        <w:rPr>
+          <w:rFonts w:ascii="BIZ UDゴシック" w:eastAsia="BIZ UDゴシック" w:hAnsi="BIZ UDゴシック"/>
+        </w:rPr>
+        <w:t>3.2 導入体制</w:t>
+      </w:r>
+    </w:p>
+    <w:p>
+      <w:pPr>
+        <w:rPr>
+          <w:rFonts w:ascii="BIZ UDゴシック" w:eastAsia="BIZ UDゴシック" w:hAnsi="BIZ UDゴシック"/>
+        </w:rPr>
+      </w:pPr>
+      <w:r>
+        <w:rPr>
+          <w:rFonts w:ascii="BIZ UDゴシック" w:eastAsia="BIZ UDゴシック" w:hAnsi="BIZ UDゴシック" w:hint="eastAsia"/>
+        </w:rPr>
+        <w:t>- プロジェクト推進チーム：人事部・システム部</w:t>
+      </w:r>
+    </w:p>
+    <w:p>
+      <w:pPr>
+        <w:rPr>
+          <w:rFonts w:ascii="BIZ UDゴシック" w:eastAsia="BIZ UDゴシック" w:hAnsi="BIZ UDゴシック"/>
+        </w:rPr>
+      </w:pPr>
     </w:p>
     <w:p>
       <w:pPr>
@@ -583,440 +1115,6 @@
           <w:rFonts w:ascii="BIZ UDゴシック" w:eastAsia="BIZ UDゴシック" w:hAnsi="BIZ UDゴシック"/>
         </w:rPr>
         <w:lastRenderedPageBreak/>
-        <w:t>2.2 非機能要件</w:t>
-      </w:r>
-    </w:p>
-    <w:p>
-      <w:pPr>
-        <w:rPr>
-          <w:rFonts w:ascii="BIZ UDゴシック" w:eastAsia="BIZ UDゴシック" w:hAnsi="BIZ UDゴシック"/>
-        </w:rPr>
-      </w:pPr>
-      <w:r>
-        <w:rPr>
-          <w:rFonts w:ascii="BIZ UDゴシック" w:eastAsia="BIZ UDゴシック" w:hAnsi="BIZ UDゴシック"/>
-        </w:rPr>
-        <w:t>2.2.1 ユーザビリティ</w:t>
-      </w:r>
-    </w:p>
-    <w:p>
-      <w:pPr>
-        <w:rPr>
-          <w:rFonts w:ascii="BIZ UDゴシック" w:eastAsia="BIZ UDゴシック" w:hAnsi="BIZ UDゴシック"/>
-        </w:rPr>
-      </w:pPr>
-      <w:r>
-        <w:rPr>
-          <w:rFonts w:ascii="BIZ UDゴシック" w:eastAsia="BIZ UDゴシック" w:hAnsi="BIZ UDゴシック" w:hint="eastAsia"/>
-        </w:rPr>
-        <w:t xml:space="preserve">- </w:t>
-      </w:r>
-      <w:r>
-        <w:rPr>
-          <w:rFonts w:ascii="BIZ UDゴシック" w:eastAsia="BIZ UDゴシック" w:hAnsi="BIZ UDゴシック" w:hint="eastAsia"/>
-        </w:rPr>
-        <w:t>ICカードをかざした際に音を返す</w:t>
-      </w:r>
-    </w:p>
-    <w:p>
-      <w:pPr>
-        <w:rPr>
-          <w:rFonts w:ascii="BIZ UDゴシック" w:eastAsia="BIZ UDゴシック" w:hAnsi="BIZ UDゴシック"/>
-        </w:rPr>
-      </w:pPr>
-      <w:r>
-        <w:rPr>
-          <w:rFonts w:ascii="BIZ UDゴシック" w:eastAsia="BIZ UDゴシック" w:hAnsi="BIZ UDゴシック" w:hint="eastAsia"/>
-        </w:rPr>
-        <w:t>- 出勤時は「おはようございます」退勤時は「お疲れ様でした」のメッセージにし、正しく受け付けられたかを判断できるようにする</w:t>
-      </w:r>
-    </w:p>
-    <w:p>
-      <w:pPr>
-        <w:rPr>
-          <w:rFonts w:ascii="BIZ UDゴシック" w:eastAsia="BIZ UDゴシック" w:hAnsi="BIZ UDゴシック" w:hint="eastAsia"/>
-        </w:rPr>
-      </w:pPr>
-      <w:r>
-        <w:rPr>
-          <w:rFonts w:ascii="BIZ UDゴシック" w:eastAsia="BIZ UDゴシック" w:hAnsi="BIZ UDゴシック" w:hint="eastAsia"/>
-        </w:rPr>
-        <w:t xml:space="preserve">- </w:t>
-      </w:r>
-      <w:r>
-        <w:rPr>
-          <w:rFonts w:ascii="BIZ UDゴシック" w:eastAsia="BIZ UDゴシック" w:hAnsi="BIZ UDゴシック" w:hint="eastAsia"/>
-        </w:rPr>
-        <w:t>残業申請が漏れていた場合は個人のマイページにアラートを表示</w:t>
-      </w:r>
-    </w:p>
-    <w:p>
-      <w:pPr>
-        <w:rPr>
-          <w:rFonts w:ascii="BIZ UDゴシック" w:eastAsia="BIZ UDゴシック" w:hAnsi="BIZ UDゴシック" w:hint="eastAsia"/>
-        </w:rPr>
-      </w:pPr>
-    </w:p>
-    <w:p>
-      <w:pPr>
-        <w:rPr>
-          <w:rFonts w:ascii="BIZ UDゴシック" w:eastAsia="BIZ UDゴシック" w:hAnsi="BIZ UDゴシック"/>
-        </w:rPr>
-      </w:pPr>
-      <w:r>
-        <w:rPr>
-          <w:rFonts w:ascii="BIZ UDゴシック" w:eastAsia="BIZ UDゴシック" w:hAnsi="BIZ UDゴシック"/>
-        </w:rPr>
-        <w:t>2.2.2 性能・拡張性</w:t>
-      </w:r>
-    </w:p>
-    <w:p>
-      <w:pPr>
-        <w:rPr>
-          <w:rFonts w:ascii="BIZ UDゴシック" w:eastAsia="BIZ UDゴシック" w:hAnsi="BIZ UDゴシック"/>
-        </w:rPr>
-      </w:pPr>
-      <w:r>
-        <w:rPr>
-          <w:rFonts w:ascii="BIZ UDゴシック" w:eastAsia="BIZ UDゴシック" w:hAnsi="BIZ UDゴシック" w:hint="eastAsia"/>
-        </w:rPr>
-        <w:t xml:space="preserve">- </w:t>
-      </w:r>
-      <w:r>
-        <w:rPr>
-          <w:rFonts w:ascii="BIZ UDゴシック" w:eastAsia="BIZ UDゴシック" w:hAnsi="BIZ UDゴシック" w:hint="eastAsia"/>
-        </w:rPr>
-        <w:t>ICカードをかざした際は3秒以内に音が鳴る</w:t>
-      </w:r>
-    </w:p>
-    <w:p>
-      <w:pPr>
-        <w:rPr>
-          <w:rFonts w:ascii="BIZ UDゴシック" w:eastAsia="BIZ UDゴシック" w:hAnsi="BIZ UDゴシック" w:hint="eastAsia"/>
-        </w:rPr>
-      </w:pPr>
-      <w:r>
-        <w:rPr>
-          <w:rFonts w:ascii="BIZ UDゴシック" w:eastAsia="BIZ UDゴシック" w:hAnsi="BIZ UDゴシック" w:hint="eastAsia"/>
-        </w:rPr>
-        <w:t>- 打刻結果はマイページへ30分以内に反映させる</w:t>
-      </w:r>
-    </w:p>
-    <w:p>
-      <w:pPr>
-        <w:rPr>
-          <w:rFonts w:ascii="BIZ UDゴシック" w:eastAsia="BIZ UDゴシック" w:hAnsi="BIZ UDゴシック"/>
-        </w:rPr>
-      </w:pPr>
-      <w:r>
-        <w:rPr>
-          <w:rFonts w:ascii="BIZ UDゴシック" w:eastAsia="BIZ UDゴシック" w:hAnsi="BIZ UDゴシック" w:hint="eastAsia"/>
-        </w:rPr>
-        <w:t xml:space="preserve">- </w:t>
-      </w:r>
-      <w:r>
-        <w:rPr>
-          <w:rFonts w:ascii="BIZ UDゴシック" w:eastAsia="BIZ UDゴシック" w:hAnsi="BIZ UDゴシック" w:hint="eastAsia"/>
-        </w:rPr>
-        <w:t>従業員の勤怠データの集計作業は確定後5分以内に処理が完了できるようにすること</w:t>
-      </w:r>
-    </w:p>
-    <w:p>
-      <w:pPr>
-        <w:rPr>
-          <w:rFonts w:ascii="BIZ UDゴシック" w:eastAsia="BIZ UDゴシック" w:hAnsi="BIZ UDゴシック" w:hint="eastAsia"/>
-        </w:rPr>
-      </w:pPr>
-      <w:r>
-        <w:rPr>
-          <w:rFonts w:ascii="BIZ UDゴシック" w:eastAsia="BIZ UDゴシック" w:hAnsi="BIZ UDゴシック" w:hint="eastAsia"/>
-        </w:rPr>
-        <w:t xml:space="preserve">- </w:t>
-      </w:r>
-      <w:r>
-        <w:rPr>
-          <w:rFonts w:ascii="BIZ UDゴシック" w:eastAsia="BIZ UDゴシック" w:hAnsi="BIZ UDゴシック" w:hint="eastAsia"/>
-        </w:rPr>
-        <w:t>webマイページへのログインは全体で5000端末までログイン可能</w:t>
-      </w:r>
-    </w:p>
-    <w:p>
-      <w:pPr>
-        <w:rPr>
-          <w:rFonts w:ascii="BIZ UDゴシック" w:eastAsia="BIZ UDゴシック" w:hAnsi="BIZ UDゴシック"/>
-        </w:rPr>
-      </w:pPr>
-    </w:p>
-    <w:p>
-      <w:pPr>
-        <w:rPr>
-          <w:rFonts w:ascii="BIZ UDゴシック" w:eastAsia="BIZ UDゴシック" w:hAnsi="BIZ UDゴシック"/>
-        </w:rPr>
-      </w:pPr>
-      <w:r>
-        <w:rPr>
-          <w:rFonts w:ascii="BIZ UDゴシック" w:eastAsia="BIZ UDゴシック" w:hAnsi="BIZ UDゴシック"/>
-        </w:rPr>
-        <w:t>2.2.3 セキュリティ</w:t>
-      </w:r>
-    </w:p>
-    <w:p>
-      <w:pPr>
-        <w:rPr>
-          <w:rFonts w:ascii="BIZ UDゴシック" w:eastAsia="BIZ UDゴシック" w:hAnsi="BIZ UDゴシック"/>
-        </w:rPr>
-      </w:pPr>
-      <w:r>
-        <w:rPr>
-          <w:rFonts w:ascii="BIZ UDゴシック" w:eastAsia="BIZ UDゴシック" w:hAnsi="BIZ UDゴシック" w:hint="eastAsia"/>
-        </w:rPr>
-        <w:t xml:space="preserve">- </w:t>
-      </w:r>
-      <w:r>
-        <w:rPr>
-          <w:rFonts w:ascii="BIZ UDゴシック" w:eastAsia="BIZ UDゴシック" w:hAnsi="BIZ UDゴシック" w:hint="eastAsia"/>
-        </w:rPr>
-        <w:t>社外からwebで申請・承認を行う場合はID／パスワードだけではなく、ワンタイムパスワード等での二要素認証を求める</w:t>
-      </w:r>
-    </w:p>
-    <w:p>
-      <w:pPr>
-        <w:rPr>
-          <w:rFonts w:ascii="BIZ UDゴシック" w:eastAsia="BIZ UDゴシック" w:hAnsi="BIZ UDゴシック"/>
-        </w:rPr>
-      </w:pPr>
-      <w:r>
-        <w:rPr>
-          <w:rFonts w:ascii="BIZ UDゴシック" w:eastAsia="BIZ UDゴシック" w:hAnsi="BIZ UDゴシック" w:hint="eastAsia"/>
-        </w:rPr>
-        <w:t>- すべての通信を暗号化する</w:t>
-      </w:r>
-    </w:p>
-    <w:p>
-      <w:pPr>
-        <w:rPr>
-          <w:rFonts w:ascii="BIZ UDゴシック" w:eastAsia="BIZ UDゴシック" w:hAnsi="BIZ UDゴシック" w:hint="eastAsia"/>
-        </w:rPr>
-      </w:pPr>
-      <w:r>
-        <w:rPr>
-          <w:rFonts w:ascii="BIZ UDゴシック" w:eastAsia="BIZ UDゴシック" w:hAnsi="BIZ UDゴシック" w:hint="eastAsia"/>
-        </w:rPr>
-        <w:t xml:space="preserve">- </w:t>
-      </w:r>
-      <w:r>
-        <w:rPr>
-          <w:rFonts w:ascii="BIZ UDゴシック" w:eastAsia="BIZ UDゴシック" w:hAnsi="BIZ UDゴシック" w:hint="eastAsia"/>
-        </w:rPr>
-        <w:t>パスワードのハッシュ化</w:t>
-      </w:r>
-    </w:p>
-    <w:p>
-      <w:pPr>
-        <w:rPr>
-          <w:rFonts w:ascii="BIZ UDゴシック" w:eastAsia="BIZ UDゴシック" w:hAnsi="BIZ UDゴシック" w:hint="eastAsia"/>
-        </w:rPr>
-      </w:pPr>
-      <w:r>
-        <w:rPr>
-          <w:rFonts w:ascii="BIZ UDゴシック" w:eastAsia="BIZ UDゴシック" w:hAnsi="BIZ UDゴシック" w:hint="eastAsia"/>
-        </w:rPr>
-        <w:t xml:space="preserve">- </w:t>
-      </w:r>
-      <w:r>
-        <w:rPr>
-          <w:rFonts w:ascii="BIZ UDゴシック" w:eastAsia="BIZ UDゴシック" w:hAnsi="BIZ UDゴシック" w:hint="eastAsia"/>
-        </w:rPr>
-        <w:t>カードを紛失した場合に備えて、紛失したIDを無効化し、新カードへの紐づけができるようにする</w:t>
-      </w:r>
-    </w:p>
-    <w:p>
-      <w:pPr>
-        <w:rPr>
-          <w:rFonts w:ascii="BIZ UDゴシック" w:eastAsia="BIZ UDゴシック" w:hAnsi="BIZ UDゴシック"/>
-        </w:rPr>
-      </w:pPr>
-    </w:p>
-    <w:p>
-      <w:pPr>
-        <w:rPr>
-          <w:rFonts w:ascii="BIZ UDゴシック" w:eastAsia="BIZ UDゴシック" w:hAnsi="BIZ UDゴシック"/>
-        </w:rPr>
-      </w:pPr>
-      <w:r>
-        <w:rPr>
-          <w:rFonts w:ascii="BIZ UDゴシック" w:eastAsia="BIZ UDゴシック" w:hAnsi="BIZ UDゴシック"/>
-        </w:rPr>
-        <w:t>2.2.4 法令遵守</w:t>
-      </w:r>
-    </w:p>
-    <w:p>
-      <w:pPr>
-        <w:rPr>
-          <w:rFonts w:ascii="BIZ UDゴシック" w:eastAsia="BIZ UDゴシック" w:hAnsi="BIZ UDゴシック"/>
-        </w:rPr>
-      </w:pPr>
-      <w:r>
-        <w:rPr>
-          <w:rFonts w:ascii="BIZ UDゴシック" w:eastAsia="BIZ UDゴシック" w:hAnsi="BIZ UDゴシック" w:hint="eastAsia"/>
-        </w:rPr>
-        <w:t xml:space="preserve">- </w:t>
-      </w:r>
-      <w:r>
-        <w:rPr>
-          <w:rFonts w:ascii="BIZ UDゴシック" w:eastAsia="BIZ UDゴシック" w:hAnsi="BIZ UDゴシック" w:hint="eastAsia"/>
-        </w:rPr>
-        <w:t>時間外労働の上限に達する前にアラートを表示・通知する</w:t>
-      </w:r>
-    </w:p>
-    <w:p>
-      <w:pPr>
-        <w:rPr>
-          <w:rFonts w:ascii="BIZ UDゴシック" w:eastAsia="BIZ UDゴシック" w:hAnsi="BIZ UDゴシック" w:hint="eastAsia"/>
-        </w:rPr>
-      </w:pPr>
-      <w:r>
-        <w:rPr>
-          <w:rFonts w:ascii="BIZ UDゴシック" w:eastAsia="BIZ UDゴシック" w:hAnsi="BIZ UDゴシック" w:hint="eastAsia"/>
-        </w:rPr>
-        <w:t>- 年5日の有給休暇取得義務を守るよう、取得していない場合や日数が少ない場合はアラートを表示・通知する</w:t>
-      </w:r>
-    </w:p>
-    <w:p>
-      <w:pPr>
-        <w:rPr>
-          <w:rFonts w:ascii="BIZ UDゴシック" w:eastAsia="BIZ UDゴシック" w:hAnsi="BIZ UDゴシック" w:hint="eastAsia"/>
-        </w:rPr>
-      </w:pPr>
-    </w:p>
-    <w:p>
-      <w:pPr>
-        <w:rPr>
-          <w:rFonts w:ascii="BIZ UDゴシック" w:eastAsia="BIZ UDゴシック" w:hAnsi="BIZ UDゴシック"/>
-        </w:rPr>
-      </w:pPr>
-      <w:r>
-        <w:rPr>
-          <w:rFonts w:ascii="BIZ UDゴシック" w:eastAsia="BIZ UDゴシック" w:hAnsi="BIZ UDゴシック"/>
-        </w:rPr>
-        <w:t>3.導入計画</w:t>
-      </w:r>
-    </w:p>
-    <w:p>
-      <w:pPr>
-        <w:rPr>
-          <w:rFonts w:ascii="BIZ UDゴシック" w:eastAsia="BIZ UDゴシック" w:hAnsi="BIZ UDゴシック"/>
-        </w:rPr>
-      </w:pPr>
-      <w:r>
-        <w:rPr>
-          <w:rFonts w:ascii="BIZ UDゴシック" w:eastAsia="BIZ UDゴシック" w:hAnsi="BIZ UDゴシック"/>
-        </w:rPr>
-        <w:t>3.1 実施スケジュール</w:t>
-      </w:r>
-    </w:p>
-    <w:p>
-      <w:pPr>
-        <w:rPr>
-          <w:rFonts w:ascii="BIZ UDゴシック" w:eastAsia="BIZ UDゴシック" w:hAnsi="BIZ UDゴシック" w:hint="eastAsia"/>
-        </w:rPr>
-      </w:pPr>
-      <w:r>
-        <w:rPr>
-          <w:rFonts w:ascii="BIZ UDゴシック" w:eastAsia="BIZ UDゴシック" w:hAnsi="BIZ UDゴシック" w:hint="eastAsia"/>
-        </w:rPr>
-        <w:t>- 環境構築・設定：2か月</w:t>
-      </w:r>
-    </w:p>
-    <w:p>
-      <w:pPr>
-        <w:rPr>
-          <w:rFonts w:ascii="BIZ UDゴシック" w:eastAsia="BIZ UDゴシック" w:hAnsi="BIZ UDゴシック" w:hint="eastAsia"/>
-        </w:rPr>
-      </w:pPr>
-      <w:r>
-        <w:rPr>
-          <w:rFonts w:ascii="BIZ UDゴシック" w:eastAsia="BIZ UDゴシック" w:hAnsi="BIZ UDゴシック" w:hint="eastAsia"/>
-        </w:rPr>
-        <w:t>- テスト・受入：3週間</w:t>
-      </w:r>
-    </w:p>
-    <w:p>
-      <w:pPr>
-        <w:rPr>
-          <w:rFonts w:ascii="BIZ UDゴシック" w:eastAsia="BIZ UDゴシック" w:hAnsi="BIZ UDゴシック"/>
-        </w:rPr>
-      </w:pPr>
-      <w:r>
-        <w:rPr>
-          <w:rFonts w:ascii="BIZ UDゴシック" w:eastAsia="BIZ UDゴシック" w:hAnsi="BIZ UDゴシック" w:hint="eastAsia"/>
-        </w:rPr>
-        <w:t>- 平衡稼働・教育：1か月</w:t>
-      </w:r>
-    </w:p>
-    <w:p>
-      <w:pPr>
-        <w:rPr>
-          <w:rFonts w:ascii="BIZ UDゴシック" w:eastAsia="BIZ UDゴシック" w:hAnsi="BIZ UDゴシック" w:hint="eastAsia"/>
-        </w:rPr>
-      </w:pPr>
-      <w:r>
-        <w:rPr>
-          <w:rFonts w:ascii="BIZ UDゴシック" w:eastAsia="BIZ UDゴシック" w:hAnsi="BIZ UDゴシック" w:hint="eastAsia"/>
-        </w:rPr>
-        <w:t>- 本稼働：2025年8月～</w:t>
-      </w:r>
-    </w:p>
-    <w:p>
-      <w:pPr>
-        <w:rPr>
-          <w:rFonts w:ascii="BIZ UDゴシック" w:eastAsia="BIZ UDゴシック" w:hAnsi="BIZ UDゴシック"/>
-        </w:rPr>
-      </w:pPr>
-    </w:p>
-    <w:p>
-      <w:pPr>
-        <w:rPr>
-          <w:rFonts w:ascii="BIZ UDゴシック" w:eastAsia="BIZ UDゴシック" w:hAnsi="BIZ UDゴシック"/>
-        </w:rPr>
-      </w:pPr>
-      <w:r>
-        <w:rPr>
-          <w:rFonts w:ascii="BIZ UDゴシック" w:eastAsia="BIZ UDゴシック" w:hAnsi="BIZ UDゴシック"/>
-        </w:rPr>
-        <w:t>3.2 導入体制</w:t>
-      </w:r>
-    </w:p>
-    <w:p>
-      <w:pPr>
-        <w:rPr>
-          <w:rFonts w:ascii="BIZ UDゴシック" w:eastAsia="BIZ UDゴシック" w:hAnsi="BIZ UDゴシック"/>
-        </w:rPr>
-      </w:pPr>
-      <w:r>
-        <w:rPr>
-          <w:rFonts w:ascii="BIZ UDゴシック" w:eastAsia="BIZ UDゴシック" w:hAnsi="BIZ UDゴシック" w:hint="eastAsia"/>
-        </w:rPr>
-        <w:t>- プロジェクト推進チーム：人事部・システム部</w:t>
-      </w:r>
-    </w:p>
-    <w:p>
-      <w:pPr>
-        <w:rPr>
-          <w:rFonts w:ascii="BIZ UDゴシック" w:eastAsia="BIZ UDゴシック" w:hAnsi="BIZ UDゴシック" w:hint="eastAsia"/>
-        </w:rPr>
-      </w:pPr>
-    </w:p>
-    <w:p>
-      <w:pPr>
-        <w:rPr>
-          <w:rFonts w:ascii="BIZ UDゴシック" w:eastAsia="BIZ UDゴシック" w:hAnsi="BIZ UDゴシック"/>
-        </w:rPr>
-      </w:pPr>
-      <w:r>
-        <w:rPr>
-          <w:rFonts w:ascii="BIZ UDゴシック" w:eastAsia="BIZ UDゴシック" w:hAnsi="BIZ UDゴシック"/>
-        </w:rPr>
         <w:t>3.3 教育・トレーニング計画</w:t>
       </w:r>
     </w:p>
@@ -1062,7 +1160,7 @@
     <w:p>
       <w:pPr>
         <w:rPr>
-          <w:rFonts w:ascii="BIZ UDゴシック" w:eastAsia="BIZ UDゴシック" w:hAnsi="BIZ UDゴシック" w:hint="eastAsia"/>
+          <w:rFonts w:ascii="BIZ UDゴシック" w:eastAsia="BIZ UDゴシック" w:hAnsi="BIZ UDゴシック"/>
         </w:rPr>
       </w:pPr>
     </w:p>
@@ -1102,14 +1200,13 @@
         <w:rPr>
           <w:rFonts w:ascii="BIZ UDゴシック" w:eastAsia="BIZ UDゴシック" w:hAnsi="BIZ UDゴシック" w:hint="eastAsia"/>
         </w:rPr>
-        <w:lastRenderedPageBreak/>
         <w:t>- 残業時間</w:t>
       </w:r>
     </w:p>
     <w:p>
       <w:pPr>
         <w:rPr>
-          <w:rFonts w:ascii="BIZ UDゴシック" w:eastAsia="BIZ UDゴシック" w:hAnsi="BIZ UDゴシック" w:hint="eastAsia"/>
+          <w:rFonts w:ascii="BIZ UDゴシック" w:eastAsia="BIZ UDゴシック" w:hAnsi="BIZ UDゴシック"/>
         </w:rPr>
       </w:pPr>
       <w:r>
